--- a/Space_News_16_09_2026.docx
+++ b/Space_News_16_09_2026.docx
@@ -359,7 +359,7 @@
       <w:r>
         <w:drawing>
           <wp:inline xmlns:a="http://schemas.openxmlformats.org/drawingml/2006/main" xmlns:pic="http://schemas.openxmlformats.org/drawingml/2006/picture">
-            <wp:extent cx="4389120" cy="1387337"/>
+            <wp:extent cx="4389120" cy="2468880"/>
             <wp:docPr id="5" name="Picture 5"/>
             <wp:cNvGraphicFramePr>
               <a:graphicFrameLocks noChangeAspect="1"/>
@@ -380,7 +380,7 @@
                   <pic:spPr>
                     <a:xfrm>
                       <a:off x="0" y="0"/>
-                      <a:ext cx="4389120" cy="1387337"/>
+                      <a:ext cx="4389120" cy="2468880"/>
                     </a:xfrm>
                     <a:prstGeom prst="rect"/>
                   </pic:spPr>
@@ -994,6 +994,46 @@
     </w:p>
     <w:p>
       <w:pPr>
+        <w:spacing w:after="120"/>
+        <w:jc w:val="center"/>
+      </w:pPr>
+      <w:r>
+        <w:drawing>
+          <wp:inline xmlns:a="http://schemas.openxmlformats.org/drawingml/2006/main" xmlns:pic="http://schemas.openxmlformats.org/drawingml/2006/picture">
+            <wp:extent cx="4389120" cy="2466452"/>
+            <wp:docPr id="10" name="Picture 10"/>
+            <wp:cNvGraphicFramePr>
+              <a:graphicFrameLocks noChangeAspect="1"/>
+            </wp:cNvGraphicFramePr>
+            <a:graphic>
+              <a:graphicData uri="http://schemas.openxmlformats.org/drawingml/2006/picture">
+                <pic:pic>
+                  <pic:nvPicPr>
+                    <pic:cNvPr id="0" name="image.png"/>
+                    <pic:cNvPicPr/>
+                  </pic:nvPicPr>
+                  <pic:blipFill>
+                    <a:blip r:embed="rId31"/>
+                    <a:stretch>
+                      <a:fillRect/>
+                    </a:stretch>
+                  </pic:blipFill>
+                  <pic:spPr>
+                    <a:xfrm>
+                      <a:off x="0" y="0"/>
+                      <a:ext cx="4389120" cy="2466452"/>
+                    </a:xfrm>
+                    <a:prstGeom prst="rect"/>
+                  </pic:spPr>
+                </pic:pic>
+              </a:graphicData>
+            </a:graphic>
+          </wp:inline>
+        </w:drawing>
+      </w:r>
+    </w:p>
+    <w:p>
+      <w:pPr>
         <w:spacing w:after="120" w:line="276" w:lineRule="auto"/>
         <w:jc w:val="both"/>
       </w:pPr>
@@ -1031,7 +1071,7 @@
         <w:spacing w:after="80"/>
         <w:jc w:val="left"/>
       </w:pPr>
-      <w:hyperlink r:id="rId31">
+      <w:hyperlink r:id="rId32">
         <w:r>
           <w:rPr>
             <w:color w:val="0000FF"/>
@@ -1050,7 +1090,7 @@
         <w:drawing>
           <wp:inline xmlns:a="http://schemas.openxmlformats.org/drawingml/2006/main" xmlns:pic="http://schemas.openxmlformats.org/drawingml/2006/picture">
             <wp:extent cx="4389120" cy="4389120"/>
-            <wp:docPr id="10" name="Picture 10"/>
+            <wp:docPr id="11" name="Picture 11"/>
             <wp:cNvGraphicFramePr>
               <a:graphicFrameLocks noChangeAspect="1"/>
             </wp:cNvGraphicFramePr>
@@ -1062,7 +1102,7 @@
                     <pic:cNvPicPr/>
                   </pic:nvPicPr>
                   <pic:blipFill>
-                    <a:blip r:embed="rId32"/>
+                    <a:blip r:embed="rId33"/>
                     <a:stretch>
                       <a:fillRect/>
                     </a:stretch>
